--- a/PATENT/Form 1_our_project.docx
+++ b/PATENT/Form 1_our_project.docx
@@ -12,7 +12,7 @@
           <w:noProof/>
         </w:rPr>
         <w:drawing>
-          <wp:inline distT="0" distB="0" distL="0" distR="0" wp14:anchorId="44CBD49A" wp14:editId="5AA7F7A1">
+          <wp:inline distT="0" distB="0" distL="0" distR="0" wp14:anchorId="694DBC86" wp14:editId="66465BC9">
             <wp:extent cx="5827777" cy="8857488"/>
             <wp:effectExtent l="0" t="0" r="0" b="0"/>
             <wp:docPr id="43718" name="Picture 43718"/>
@@ -878,7 +878,7 @@
               <mc:AlternateContent>
                 <mc:Choice Requires="wpg">
                   <w:drawing>
-                    <wp:anchor distT="0" distB="0" distL="114300" distR="114300" simplePos="0" relativeHeight="251658240" behindDoc="1" locked="0" layoutInCell="1" allowOverlap="1" wp14:anchorId="78D3B39A" wp14:editId="6C9E0C29">
+                    <wp:anchor distT="0" distB="0" distL="114300" distR="114300" simplePos="0" relativeHeight="251658240" behindDoc="1" locked="0" layoutInCell="1" allowOverlap="1" wp14:anchorId="343C1892" wp14:editId="008757C2">
                       <wp:simplePos x="0" y="0"/>
                       <wp:positionH relativeFrom="column">
                         <wp:posOffset>67056</wp:posOffset>
@@ -889,7 +889,7 @@
                       <wp:extent cx="1823340" cy="525780"/>
                       <wp:effectExtent l="0" t="0" r="0" b="0"/>
                       <wp:wrapNone/>
-                      <wp:docPr id="38547" name="Group 38547"/>
+                      <wp:docPr id="38010" name="Group 38010"/>
                       <wp:cNvGraphicFramePr/>
                       <a:graphic xmlns:a="http://schemas.openxmlformats.org/drawingml/2006/main">
                         <a:graphicData uri="http://schemas.microsoft.com/office/word/2010/wordprocessingGroup">
@@ -1073,7 +1073,7 @@
                 </mc:Choice>
                 <mc:Fallback xmlns:a="http://schemas.openxmlformats.org/drawingml/2006/main">
                   <w:pict>
-                    <v:group id="Group 38547" style="width:143.57pt;height:41.4pt;position:absolute;z-index:-2147483464;mso-position-horizontal-relative:text;mso-position-horizontal:absolute;margin-left:5.28pt;mso-position-vertical-relative:text;margin-top:-14.1479pt;" coordsize="18233,5257">
+                    <v:group id="Group 38010" style="width:143.57pt;height:41.4pt;position:absolute;z-index:-2147483464;mso-position-horizontal-relative:text;mso-position-horizontal:absolute;margin-left:5.28pt;mso-position-vertical-relative:text;margin-top:-14.1479pt;" coordsize="18233,5257">
                       <v:shape id="Shape 44830" style="position:absolute;width:11615;height:1752;left:0;top:0;" coordsize="1161593,175260" path="m0,0l1161593,0l1161593,175260l0,175260l0,0">
                         <v:stroke weight="0pt" endcap="flat" joinstyle="miter" miterlimit="10" on="false" color="#000000" opacity="0"/>
                         <v:fill on="true" color="#ffff00"/>
@@ -4667,7 +4667,7 @@
               <mc:AlternateContent>
                 <mc:Choice Requires="wpg">
                   <w:drawing>
-                    <wp:anchor distT="0" distB="0" distL="114300" distR="114300" simplePos="0" relativeHeight="251659264" behindDoc="1" locked="0" layoutInCell="1" allowOverlap="1" wp14:anchorId="06456C6C" wp14:editId="305D1186">
+                    <wp:anchor distT="0" distB="0" distL="114300" distR="114300" simplePos="0" relativeHeight="251659264" behindDoc="1" locked="0" layoutInCell="1" allowOverlap="1" wp14:anchorId="633E6239" wp14:editId="6B4B201D">
                       <wp:simplePos x="0" y="0"/>
                       <wp:positionH relativeFrom="column">
                         <wp:posOffset>306324</wp:posOffset>
@@ -4678,7 +4678,7 @@
                       <wp:extent cx="958901" cy="350520"/>
                       <wp:effectExtent l="0" t="0" r="0" b="0"/>
                       <wp:wrapNone/>
-                      <wp:docPr id="39236" name="Group 39236"/>
+                      <wp:docPr id="39958" name="Group 39958"/>
                       <wp:cNvGraphicFramePr/>
                       <a:graphic xmlns:a="http://schemas.openxmlformats.org/drawingml/2006/main">
                         <a:graphicData uri="http://schemas.microsoft.com/office/word/2010/wordprocessingGroup">
@@ -4808,7 +4808,7 @@
                 </mc:Choice>
                 <mc:Fallback xmlns:a="http://schemas.openxmlformats.org/drawingml/2006/main">
                   <w:pict>
-                    <v:group id="Group 39236" style="width:75.504pt;height:27.6pt;position:absolute;z-index:-2147483418;mso-position-horizontal-relative:text;mso-position-horizontal:absolute;margin-left:24.12pt;mso-position-vertical-relative:text;margin-top:-14.148pt;" coordsize="9589,3505">
+                    <v:group id="Group 39958" style="width:75.504pt;height:27.6pt;position:absolute;z-index:-2147483418;mso-position-horizontal-relative:text;mso-position-horizontal:absolute;margin-left:24.12pt;mso-position-vertical-relative:text;margin-top:-14.148pt;" coordsize="9589,3505">
                       <v:shape id="Shape 44835" style="position:absolute;width:6598;height:1752;left:1675;top:0;" coordsize="659892,175260" path="m0,0l659892,0l659892,175260l0,175260l0,0">
                         <v:stroke weight="0pt" endcap="flat" joinstyle="miter" miterlimit="10" on="false" color="#000000" opacity="0"/>
                         <v:fill on="true" color="#ffff00"/>
@@ -5761,7 +5761,7 @@
               <mc:AlternateContent>
                 <mc:Choice Requires="wpg">
                   <w:drawing>
-                    <wp:anchor distT="0" distB="0" distL="114300" distR="114300" simplePos="0" relativeHeight="251660288" behindDoc="1" locked="0" layoutInCell="1" allowOverlap="1" wp14:anchorId="7D76148C" wp14:editId="35FF3B04">
+                    <wp:anchor distT="0" distB="0" distL="114300" distR="114300" simplePos="0" relativeHeight="251660288" behindDoc="1" locked="0" layoutInCell="1" allowOverlap="1" wp14:anchorId="3C1BE40F" wp14:editId="1508E01B">
                       <wp:simplePos x="0" y="0"/>
                       <wp:positionH relativeFrom="column">
                         <wp:posOffset>150876</wp:posOffset>
@@ -5772,7 +5772,7 @@
                       <wp:extent cx="5557774" cy="379476"/>
                       <wp:effectExtent l="0" t="0" r="0" b="0"/>
                       <wp:wrapNone/>
-                      <wp:docPr id="40761" name="Group 40761"/>
+                      <wp:docPr id="40686" name="Group 40686"/>
                       <wp:cNvGraphicFramePr/>
                       <a:graphic xmlns:a="http://schemas.openxmlformats.org/drawingml/2006/main">
                         <a:graphicData uri="http://schemas.microsoft.com/office/word/2010/wordprocessingGroup">
@@ -5902,7 +5902,7 @@
                 </mc:Choice>
                 <mc:Fallback xmlns:a="http://schemas.openxmlformats.org/drawingml/2006/main">
                   <w:pict>
-                    <v:group id="Group 40761" style="width:437.62pt;height:29.88pt;position:absolute;z-index:-2147483160;mso-position-horizontal-relative:text;mso-position-horizontal:absolute;margin-left:11.88pt;mso-position-vertical-relative:text;margin-top:-1.45636pt;" coordsize="55577,3794">
+                    <v:group id="Group 40686" style="width:437.62pt;height:29.88pt;position:absolute;z-index:-2147483160;mso-position-horizontal-relative:text;mso-position-horizontal:absolute;margin-left:11.88pt;mso-position-vertical-relative:text;margin-top:-1.45636pt;" coordsize="55577,3794">
                       <v:shape id="Shape 44839" style="position:absolute;width:55577;height:1905;left:0;top:0;" coordsize="5557774,190500" path="m0,0l5557774,0l5557774,190500l0,190500l0,0">
                         <v:stroke weight="0pt" endcap="flat" joinstyle="miter" miterlimit="10" on="false" color="#000000" opacity="0"/>
                         <v:fill on="true" color="#ffff00"/>
@@ -5930,7 +5930,7 @@
                 <w:b/>
                 <w:sz w:val="24"/>
               </w:rPr>
-              <w:t>A REAL-TIME VISION-BASED DUAL-HAND SIGN LANGUAGE RECOGNITION SYSTEM USING GEOMETRIC LANDMARKS AND MULTI-LAYER PERCEPTRON</w:t>
+              <w:t>AN EMBEDDED EDGE-AI KIOSK APPARATUS AND WIRELESS SENSOR GLOVE SYSTEM FOR REAL-TIME BIDIRECTIONAL SIGN LANGUAGE TRANSLATION USING MULTI-MODAL SENSOR FUSION AND NEURAL INFERENCE</w:t>
             </w:r>
             <w:r>
               <w:rPr>
@@ -6846,6 +6846,7 @@
                 <w:rFonts w:ascii="Times New Roman" w:eastAsia="Times New Roman" w:hAnsi="Times New Roman" w:cs="Times New Roman"/>
                 <w:b/>
               </w:rPr>
+              <w:lastRenderedPageBreak/>
               <w:t xml:space="preserve">8. IN CASE OF APPLICATION CLAIMING PRIORITY OF APPLICATION FILED IN </w:t>
             </w:r>
           </w:p>
@@ -8323,6 +8324,7 @@
                 <w:rFonts w:ascii="Times New Roman" w:eastAsia="Times New Roman" w:hAnsi="Times New Roman" w:cs="Times New Roman"/>
                 <w:b/>
               </w:rPr>
+              <w:lastRenderedPageBreak/>
               <w:t>(ii) Declaration by the applicant(s) in the convention country</w:t>
             </w:r>
             <w:r>
@@ -9149,7 +9151,7 @@
                 <w:b/>
                 <w:shd w:val="clear" w:color="auto" w:fill="FFFF00"/>
               </w:rPr>
-              <w:t>No. of pages ( 8 )</w:t>
+              <w:t>No. of pages ( 12 )</w:t>
             </w:r>
             <w:r>
               <w:rPr>
@@ -9229,7 +9231,7 @@
                 <w:rFonts w:ascii="Times New Roman" w:eastAsia="Times New Roman" w:hAnsi="Times New Roman" w:cs="Times New Roman"/>
                 <w:b/>
               </w:rPr>
-              <w:t>8+2+1+2 = 13</w:t>
+              <w:t>12+2+1+4 = 19</w:t>
             </w:r>
           </w:p>
         </w:tc>
@@ -9402,7 +9404,7 @@
                 <w:b/>
                 <w:shd w:val="clear" w:color="auto" w:fill="FFFF00"/>
               </w:rPr>
-              <w:t>No. of claims ( 10 ) &amp; No. of pages ( 2 )</w:t>
+              <w:t>No. of claims ( 10 ) &amp; No. of pages ( 4 )</w:t>
             </w:r>
             <w:r>
               <w:rPr>
@@ -9674,7 +9676,7 @@
                 <w:b/>
                 <w:shd w:val="clear" w:color="auto" w:fill="FFFF00"/>
               </w:rPr>
-              <w:t>No. of drawings ( 2 ) &amp; pages ( 2 )</w:t>
+              <w:t>No. of drawings ( 4 ) &amp; pages ( 4 )</w:t>
             </w:r>
             <w:r>
               <w:rPr>
@@ -9776,6 +9778,7 @@
               <w:rPr>
                 <w:rFonts w:ascii="Times New Roman" w:eastAsia="Times New Roman" w:hAnsi="Times New Roman" w:cs="Times New Roman"/>
               </w:rPr>
+              <w:lastRenderedPageBreak/>
               <w:t xml:space="preserve"># In case of a complete specification, if the </w:t>
             </w:r>
             <w:r>
@@ -10206,7 +10209,7 @@
                 <w:b/>
                 <w:shd w:val="clear" w:color="auto" w:fill="FFFF00"/>
               </w:rPr>
-              <w:t xml:space="preserve">Dated this 2nd day of October, 2026 </w:t>
+              <w:t xml:space="preserve">Dated this 11th day of October, 2026 </w:t>
             </w:r>
             <w:r>
               <w:rPr>
@@ -10257,7 +10260,7 @@
                 <w:noProof/>
               </w:rPr>
               <w:drawing>
-                <wp:inline distT="0" distB="0" distL="0" distR="0" wp14:anchorId="1B87E18C" wp14:editId="46E46A36">
+                <wp:inline distT="0" distB="0" distL="0" distR="0" wp14:anchorId="108A1852" wp14:editId="1CD3B139">
                   <wp:extent cx="1333500" cy="362585"/>
                   <wp:effectExtent l="0" t="0" r="0" b="0"/>
                   <wp:docPr id="7569" name="Picture 7569"/>
@@ -10482,10 +10485,222 @@
 <file path=word/numbering.xml><?xml version="1.0" encoding="utf-8"?>
 <w:numbering xmlns:wpc="http://schemas.microsoft.com/office/word/2010/wordprocessingCanvas" xmlns:cx="http://schemas.microsoft.com/office/drawing/2014/chartex" xmlns:cx1="http://schemas.microsoft.com/office/drawing/2015/9/8/chartex" xmlns:cx2="http://schemas.microsoft.com/office/drawing/2015/10/21/chartex" xmlns:cx3="http://schemas.microsoft.com/office/drawing/2016/5/9/chartex" xmlns:cx4="http://schemas.microsoft.com/office/drawing/2016/5/10/chartex" xmlns:cx5="http://schemas.microsoft.com/office/drawing/2016/5/11/chartex" xmlns:cx6="http://schemas.microsoft.com/office/drawing/2016/5/12/chartex" xmlns:cx7="http://schemas.microsoft.com/office/drawing/2016/5/13/chartex" xmlns:cx8="http://schemas.microsoft.com/office/drawing/2016/5/14/chartex" xmlns:mc="http://schemas.openxmlformats.org/markup-compatibility/2006" xmlns:aink="http://schemas.microsoft.com/office/drawing/2016/ink" xmlns:am3d="http://schemas.microsoft.com/office/drawing/2017/model3d" xmlns:o="urn:schemas-microsoft-com:office:office" xmlns:oel="http://schemas.microsoft.com/office/2019/extlst" xmlns:r="http://schemas.openxmlformats.org/officeDocument/2006/relationships" xmlns:m="http://schemas.openxmlformats.org/officeDocument/2006/math" xmlns:v="urn:schemas-microsoft-com:vml" xmlns:wp14="http://schemas.microsoft.com/office/word/2010/wordprocessingDrawing" xmlns:wp="http://schemas.openxmlformats.org/drawingml/2006/wordprocessingDrawing" xmlns:w10="urn:schemas-microsoft-com:office:word" xmlns:w="http://schemas.openxmlformats.org/wordprocessingml/2006/main" xmlns:w14="http://schemas.microsoft.com/office/word/2010/wordml" xmlns:w15="http://schemas.microsoft.com/office/word/2012/wordml" xmlns:w16cex="http://schemas.microsoft.com/office/word/2018/wordml/cex" xmlns:w16cid="http://schemas.microsoft.com/office/word/2016/wordml/cid" xmlns:w16="http://schemas.microsoft.com/office/word/2018/wordml" xmlns:w16du="http://schemas.microsoft.com/office/word/2023/wordml/word16du" xmlns:w16sdtdh="http://schemas.microsoft.com/office/word/2020/wordml/sdtdatahash" xmlns:w16sdtfl="http://schemas.microsoft.com/office/word/2024/wordml/sdtformatlock" xmlns:w16se="http://schemas.microsoft.com/office/word/2015/wordml/symex" xmlns:wpg="http://schemas.microsoft.com/office/word/2010/wordprocessingGroup" xmlns:wpi="http://schemas.microsoft.com/office/word/2010/wordprocessingInk" xmlns:wne="http://schemas.microsoft.com/office/word/2006/wordml" xmlns:wps="http://schemas.microsoft.com/office/word/2010/wordprocessingShape" mc:Ignorable="w14 w15 w16se w16cid w16 w16cex w16sdtdh w16sdtfl w16du wp14">
   <w:abstractNum w:abstractNumId="0" w15:restartNumberingAfterBreak="0">
-    <w:nsid w:val="00A86998"/>
+    <w:nsid w:val="41DA1A20"/>
     <w:multiLevelType w:val="hybridMultilevel"/>
-    <w:tmpl w:val="6EC4D8BA"/>
-    <w:lvl w:ilvl="0" w:tplc="1A30F37C">
+    <w:tmpl w:val="0C48A3EA"/>
+    <w:lvl w:ilvl="0" w:tplc="D5AA7F44">
+      <w:start w:val="2"/>
+      <w:numFmt w:val="lowerLetter"/>
+      <w:lvlText w:val="(%1)"/>
+      <w:lvlJc w:val="left"/>
+      <w:pPr>
+        <w:ind w:left="108"/>
+      </w:pPr>
+      <w:rPr>
+        <w:rFonts w:ascii="Times New Roman" w:eastAsia="Times New Roman" w:hAnsi="Times New Roman" w:cs="Times New Roman"/>
+        <w:b w:val="0"/>
+        <w:i w:val="0"/>
+        <w:strike/>
+        <w:dstrike w:val="0"/>
+        <w:color w:val="000000"/>
+        <w:sz w:val="22"/>
+        <w:szCs w:val="22"/>
+        <w:u w:val="none" w:color="000000"/>
+        <w:bdr w:val="none" w:sz="0" w:space="0" w:color="auto"/>
+        <w:shd w:val="clear" w:color="auto" w:fill="auto"/>
+        <w:vertAlign w:val="baseline"/>
+      </w:rPr>
+    </w:lvl>
+    <w:lvl w:ilvl="1" w:tplc="BBA40D24">
+      <w:start w:val="1"/>
+      <w:numFmt w:val="lowerLetter"/>
+      <w:lvlText w:val="%2"/>
+      <w:lvlJc w:val="left"/>
+      <w:pPr>
+        <w:ind w:left="1202"/>
+      </w:pPr>
+      <w:rPr>
+        <w:rFonts w:ascii="Times New Roman" w:eastAsia="Times New Roman" w:hAnsi="Times New Roman" w:cs="Times New Roman"/>
+        <w:b w:val="0"/>
+        <w:i w:val="0"/>
+        <w:strike/>
+        <w:dstrike w:val="0"/>
+        <w:color w:val="000000"/>
+        <w:sz w:val="22"/>
+        <w:szCs w:val="22"/>
+        <w:u w:val="none" w:color="000000"/>
+        <w:bdr w:val="none" w:sz="0" w:space="0" w:color="auto"/>
+        <w:shd w:val="clear" w:color="auto" w:fill="auto"/>
+        <w:vertAlign w:val="baseline"/>
+      </w:rPr>
+    </w:lvl>
+    <w:lvl w:ilvl="2" w:tplc="5AFCECCE">
+      <w:start w:val="1"/>
+      <w:numFmt w:val="lowerRoman"/>
+      <w:lvlText w:val="%3"/>
+      <w:lvlJc w:val="left"/>
+      <w:pPr>
+        <w:ind w:left="1922"/>
+      </w:pPr>
+      <w:rPr>
+        <w:rFonts w:ascii="Times New Roman" w:eastAsia="Times New Roman" w:hAnsi="Times New Roman" w:cs="Times New Roman"/>
+        <w:b w:val="0"/>
+        <w:i w:val="0"/>
+        <w:strike/>
+        <w:dstrike w:val="0"/>
+        <w:color w:val="000000"/>
+        <w:sz w:val="22"/>
+        <w:szCs w:val="22"/>
+        <w:u w:val="none" w:color="000000"/>
+        <w:bdr w:val="none" w:sz="0" w:space="0" w:color="auto"/>
+        <w:shd w:val="clear" w:color="auto" w:fill="auto"/>
+        <w:vertAlign w:val="baseline"/>
+      </w:rPr>
+    </w:lvl>
+    <w:lvl w:ilvl="3" w:tplc="21E253A2">
+      <w:start w:val="1"/>
+      <w:numFmt w:val="decimal"/>
+      <w:lvlText w:val="%4"/>
+      <w:lvlJc w:val="left"/>
+      <w:pPr>
+        <w:ind w:left="2642"/>
+      </w:pPr>
+      <w:rPr>
+        <w:rFonts w:ascii="Times New Roman" w:eastAsia="Times New Roman" w:hAnsi="Times New Roman" w:cs="Times New Roman"/>
+        <w:b w:val="0"/>
+        <w:i w:val="0"/>
+        <w:strike/>
+        <w:dstrike w:val="0"/>
+        <w:color w:val="000000"/>
+        <w:sz w:val="22"/>
+        <w:szCs w:val="22"/>
+        <w:u w:val="none" w:color="000000"/>
+        <w:bdr w:val="none" w:sz="0" w:space="0" w:color="auto"/>
+        <w:shd w:val="clear" w:color="auto" w:fill="auto"/>
+        <w:vertAlign w:val="baseline"/>
+      </w:rPr>
+    </w:lvl>
+    <w:lvl w:ilvl="4" w:tplc="F6E660B6">
+      <w:start w:val="1"/>
+      <w:numFmt w:val="lowerLetter"/>
+      <w:lvlText w:val="%5"/>
+      <w:lvlJc w:val="left"/>
+      <w:pPr>
+        <w:ind w:left="3362"/>
+      </w:pPr>
+      <w:rPr>
+        <w:rFonts w:ascii="Times New Roman" w:eastAsia="Times New Roman" w:hAnsi="Times New Roman" w:cs="Times New Roman"/>
+        <w:b w:val="0"/>
+        <w:i w:val="0"/>
+        <w:strike/>
+        <w:dstrike w:val="0"/>
+        <w:color w:val="000000"/>
+        <w:sz w:val="22"/>
+        <w:szCs w:val="22"/>
+        <w:u w:val="none" w:color="000000"/>
+        <w:bdr w:val="none" w:sz="0" w:space="0" w:color="auto"/>
+        <w:shd w:val="clear" w:color="auto" w:fill="auto"/>
+        <w:vertAlign w:val="baseline"/>
+      </w:rPr>
+    </w:lvl>
+    <w:lvl w:ilvl="5" w:tplc="A3BAB3BC">
+      <w:start w:val="1"/>
+      <w:numFmt w:val="lowerRoman"/>
+      <w:lvlText w:val="%6"/>
+      <w:lvlJc w:val="left"/>
+      <w:pPr>
+        <w:ind w:left="4082"/>
+      </w:pPr>
+      <w:rPr>
+        <w:rFonts w:ascii="Times New Roman" w:eastAsia="Times New Roman" w:hAnsi="Times New Roman" w:cs="Times New Roman"/>
+        <w:b w:val="0"/>
+        <w:i w:val="0"/>
+        <w:strike/>
+        <w:dstrike w:val="0"/>
+        <w:color w:val="000000"/>
+        <w:sz w:val="22"/>
+        <w:szCs w:val="22"/>
+        <w:u w:val="none" w:color="000000"/>
+        <w:bdr w:val="none" w:sz="0" w:space="0" w:color="auto"/>
+        <w:shd w:val="clear" w:color="auto" w:fill="auto"/>
+        <w:vertAlign w:val="baseline"/>
+      </w:rPr>
+    </w:lvl>
+    <w:lvl w:ilvl="6" w:tplc="B6D212A8">
+      <w:start w:val="1"/>
+      <w:numFmt w:val="decimal"/>
+      <w:lvlText w:val="%7"/>
+      <w:lvlJc w:val="left"/>
+      <w:pPr>
+        <w:ind w:left="4802"/>
+      </w:pPr>
+      <w:rPr>
+        <w:rFonts w:ascii="Times New Roman" w:eastAsia="Times New Roman" w:hAnsi="Times New Roman" w:cs="Times New Roman"/>
+        <w:b w:val="0"/>
+        <w:i w:val="0"/>
+        <w:strike/>
+        <w:dstrike w:val="0"/>
+        <w:color w:val="000000"/>
+        <w:sz w:val="22"/>
+        <w:szCs w:val="22"/>
+        <w:u w:val="none" w:color="000000"/>
+        <w:bdr w:val="none" w:sz="0" w:space="0" w:color="auto"/>
+        <w:shd w:val="clear" w:color="auto" w:fill="auto"/>
+        <w:vertAlign w:val="baseline"/>
+      </w:rPr>
+    </w:lvl>
+    <w:lvl w:ilvl="7" w:tplc="339AFB4A">
+      <w:start w:val="1"/>
+      <w:numFmt w:val="lowerLetter"/>
+      <w:lvlText w:val="%8"/>
+      <w:lvlJc w:val="left"/>
+      <w:pPr>
+        <w:ind w:left="5522"/>
+      </w:pPr>
+      <w:rPr>
+        <w:rFonts w:ascii="Times New Roman" w:eastAsia="Times New Roman" w:hAnsi="Times New Roman" w:cs="Times New Roman"/>
+        <w:b w:val="0"/>
+        <w:i w:val="0"/>
+        <w:strike/>
+        <w:dstrike w:val="0"/>
+        <w:color w:val="000000"/>
+        <w:sz w:val="22"/>
+        <w:szCs w:val="22"/>
+        <w:u w:val="none" w:color="000000"/>
+        <w:bdr w:val="none" w:sz="0" w:space="0" w:color="auto"/>
+        <w:shd w:val="clear" w:color="auto" w:fill="auto"/>
+        <w:vertAlign w:val="baseline"/>
+      </w:rPr>
+    </w:lvl>
+    <w:lvl w:ilvl="8" w:tplc="EA0C7BC4">
+      <w:start w:val="1"/>
+      <w:numFmt w:val="lowerRoman"/>
+      <w:lvlText w:val="%9"/>
+      <w:lvlJc w:val="left"/>
+      <w:pPr>
+        <w:ind w:left="6242"/>
+      </w:pPr>
+      <w:rPr>
+        <w:rFonts w:ascii="Times New Roman" w:eastAsia="Times New Roman" w:hAnsi="Times New Roman" w:cs="Times New Roman"/>
+        <w:b w:val="0"/>
+        <w:i w:val="0"/>
+        <w:strike/>
+        <w:dstrike w:val="0"/>
+        <w:color w:val="000000"/>
+        <w:sz w:val="22"/>
+        <w:szCs w:val="22"/>
+        <w:u w:val="none" w:color="000000"/>
+        <w:bdr w:val="none" w:sz="0" w:space="0" w:color="auto"/>
+        <w:shd w:val="clear" w:color="auto" w:fill="auto"/>
+        <w:vertAlign w:val="baseline"/>
+      </w:rPr>
+    </w:lvl>
+  </w:abstractNum>
+  <w:abstractNum w:abstractNumId="1" w15:restartNumberingAfterBreak="0">
+    <w:nsid w:val="4D0F6B28"/>
+    <w:multiLevelType w:val="hybridMultilevel"/>
+    <w:tmpl w:val="79A07EA2"/>
+    <w:lvl w:ilvl="0" w:tplc="6A92BA38">
       <w:start w:val="1"/>
       <w:numFmt w:val="bullet"/>
       <w:lvlText w:val=""/>
@@ -10508,7 +10723,7 @@
         <w:vertAlign w:val="baseline"/>
       </w:rPr>
     </w:lvl>
-    <w:lvl w:ilvl="1" w:tplc="7DC6A41E">
+    <w:lvl w:ilvl="1" w:tplc="76F87D44">
       <w:start w:val="1"/>
       <w:numFmt w:val="bullet"/>
       <w:lvlText w:val="o"/>
@@ -10531,7 +10746,7 @@
         <w:vertAlign w:val="baseline"/>
       </w:rPr>
     </w:lvl>
-    <w:lvl w:ilvl="2" w:tplc="8FCC0798">
+    <w:lvl w:ilvl="2" w:tplc="33827E1E">
       <w:start w:val="1"/>
       <w:numFmt w:val="bullet"/>
       <w:lvlText w:val="▪"/>
@@ -10554,7 +10769,7 @@
         <w:vertAlign w:val="baseline"/>
       </w:rPr>
     </w:lvl>
-    <w:lvl w:ilvl="3" w:tplc="8C2847E4">
+    <w:lvl w:ilvl="3" w:tplc="C8EA2C04">
       <w:start w:val="1"/>
       <w:numFmt w:val="bullet"/>
       <w:lvlText w:val="•"/>
@@ -10577,7 +10792,7 @@
         <w:vertAlign w:val="baseline"/>
       </w:rPr>
     </w:lvl>
-    <w:lvl w:ilvl="4" w:tplc="67D8634E">
+    <w:lvl w:ilvl="4" w:tplc="065A01D6">
       <w:start w:val="1"/>
       <w:numFmt w:val="bullet"/>
       <w:lvlText w:val="o"/>
@@ -10600,7 +10815,7 @@
         <w:vertAlign w:val="baseline"/>
       </w:rPr>
     </w:lvl>
-    <w:lvl w:ilvl="5" w:tplc="43F0D110">
+    <w:lvl w:ilvl="5" w:tplc="D7009DD6">
       <w:start w:val="1"/>
       <w:numFmt w:val="bullet"/>
       <w:lvlText w:val="▪"/>
@@ -10623,7 +10838,7 @@
         <w:vertAlign w:val="baseline"/>
       </w:rPr>
     </w:lvl>
-    <w:lvl w:ilvl="6" w:tplc="E5220084">
+    <w:lvl w:ilvl="6" w:tplc="C0F6348C">
       <w:start w:val="1"/>
       <w:numFmt w:val="bullet"/>
       <w:lvlText w:val="•"/>
@@ -10646,7 +10861,7 @@
         <w:vertAlign w:val="baseline"/>
       </w:rPr>
     </w:lvl>
-    <w:lvl w:ilvl="7" w:tplc="0C5096D0">
+    <w:lvl w:ilvl="7" w:tplc="48600338">
       <w:start w:val="1"/>
       <w:numFmt w:val="bullet"/>
       <w:lvlText w:val="o"/>
@@ -10669,219 +10884,7 @@
         <w:vertAlign w:val="baseline"/>
       </w:rPr>
     </w:lvl>
-    <w:lvl w:ilvl="8" w:tplc="3F809EF4">
-      <w:start w:val="1"/>
-      <w:numFmt w:val="bullet"/>
-      <w:lvlText w:val="▪"/>
-      <w:lvlJc w:val="left"/>
-      <w:pPr>
-        <w:ind w:left="6408"/>
-      </w:pPr>
-      <w:rPr>
-        <w:rFonts w:ascii="Wingdings" w:eastAsia="Wingdings" w:hAnsi="Wingdings" w:cs="Wingdings"/>
-        <w:b w:val="0"/>
-        <w:i w:val="0"/>
-        <w:strike w:val="0"/>
-        <w:dstrike w:val="0"/>
-        <w:color w:val="000000"/>
-        <w:sz w:val="22"/>
-        <w:szCs w:val="22"/>
-        <w:u w:val="none" w:color="000000"/>
-        <w:bdr w:val="none" w:sz="0" w:space="0" w:color="auto"/>
-        <w:shd w:val="clear" w:color="auto" w:fill="auto"/>
-        <w:vertAlign w:val="baseline"/>
-      </w:rPr>
-    </w:lvl>
-  </w:abstractNum>
-  <w:abstractNum w:abstractNumId="1" w15:restartNumberingAfterBreak="0">
-    <w:nsid w:val="37946319"/>
-    <w:multiLevelType w:val="hybridMultilevel"/>
-    <w:tmpl w:val="F7645AEE"/>
-    <w:lvl w:ilvl="0" w:tplc="D2348E96">
-      <w:start w:val="1"/>
-      <w:numFmt w:val="bullet"/>
-      <w:lvlText w:val=""/>
-      <w:lvlJc w:val="left"/>
-      <w:pPr>
-        <w:ind w:left="648"/>
-      </w:pPr>
-      <w:rPr>
-        <w:rFonts w:ascii="Wingdings" w:eastAsia="Wingdings" w:hAnsi="Wingdings" w:cs="Wingdings"/>
-        <w:b w:val="0"/>
-        <w:i w:val="0"/>
-        <w:strike w:val="0"/>
-        <w:dstrike w:val="0"/>
-        <w:color w:val="000000"/>
-        <w:sz w:val="22"/>
-        <w:szCs w:val="22"/>
-        <w:u w:val="none" w:color="000000"/>
-        <w:bdr w:val="none" w:sz="0" w:space="0" w:color="auto"/>
-        <w:shd w:val="clear" w:color="auto" w:fill="auto"/>
-        <w:vertAlign w:val="baseline"/>
-      </w:rPr>
-    </w:lvl>
-    <w:lvl w:ilvl="1" w:tplc="8A707906">
-      <w:start w:val="1"/>
-      <w:numFmt w:val="bullet"/>
-      <w:lvlText w:val="o"/>
-      <w:lvlJc w:val="left"/>
-      <w:pPr>
-        <w:ind w:left="1368"/>
-      </w:pPr>
-      <w:rPr>
-        <w:rFonts w:ascii="Wingdings" w:eastAsia="Wingdings" w:hAnsi="Wingdings" w:cs="Wingdings"/>
-        <w:b w:val="0"/>
-        <w:i w:val="0"/>
-        <w:strike w:val="0"/>
-        <w:dstrike w:val="0"/>
-        <w:color w:val="000000"/>
-        <w:sz w:val="22"/>
-        <w:szCs w:val="22"/>
-        <w:u w:val="none" w:color="000000"/>
-        <w:bdr w:val="none" w:sz="0" w:space="0" w:color="auto"/>
-        <w:shd w:val="clear" w:color="auto" w:fill="auto"/>
-        <w:vertAlign w:val="baseline"/>
-      </w:rPr>
-    </w:lvl>
-    <w:lvl w:ilvl="2" w:tplc="3E22EE5C">
-      <w:start w:val="1"/>
-      <w:numFmt w:val="bullet"/>
-      <w:lvlText w:val="▪"/>
-      <w:lvlJc w:val="left"/>
-      <w:pPr>
-        <w:ind w:left="2088"/>
-      </w:pPr>
-      <w:rPr>
-        <w:rFonts w:ascii="Wingdings" w:eastAsia="Wingdings" w:hAnsi="Wingdings" w:cs="Wingdings"/>
-        <w:b w:val="0"/>
-        <w:i w:val="0"/>
-        <w:strike w:val="0"/>
-        <w:dstrike w:val="0"/>
-        <w:color w:val="000000"/>
-        <w:sz w:val="22"/>
-        <w:szCs w:val="22"/>
-        <w:u w:val="none" w:color="000000"/>
-        <w:bdr w:val="none" w:sz="0" w:space="0" w:color="auto"/>
-        <w:shd w:val="clear" w:color="auto" w:fill="auto"/>
-        <w:vertAlign w:val="baseline"/>
-      </w:rPr>
-    </w:lvl>
-    <w:lvl w:ilvl="3" w:tplc="DC6259C0">
-      <w:start w:val="1"/>
-      <w:numFmt w:val="bullet"/>
-      <w:lvlText w:val="•"/>
-      <w:lvlJc w:val="left"/>
-      <w:pPr>
-        <w:ind w:left="2808"/>
-      </w:pPr>
-      <w:rPr>
-        <w:rFonts w:ascii="Wingdings" w:eastAsia="Wingdings" w:hAnsi="Wingdings" w:cs="Wingdings"/>
-        <w:b w:val="0"/>
-        <w:i w:val="0"/>
-        <w:strike w:val="0"/>
-        <w:dstrike w:val="0"/>
-        <w:color w:val="000000"/>
-        <w:sz w:val="22"/>
-        <w:szCs w:val="22"/>
-        <w:u w:val="none" w:color="000000"/>
-        <w:bdr w:val="none" w:sz="0" w:space="0" w:color="auto"/>
-        <w:shd w:val="clear" w:color="auto" w:fill="auto"/>
-        <w:vertAlign w:val="baseline"/>
-      </w:rPr>
-    </w:lvl>
-    <w:lvl w:ilvl="4" w:tplc="A51C91AC">
-      <w:start w:val="1"/>
-      <w:numFmt w:val="bullet"/>
-      <w:lvlText w:val="o"/>
-      <w:lvlJc w:val="left"/>
-      <w:pPr>
-        <w:ind w:left="3528"/>
-      </w:pPr>
-      <w:rPr>
-        <w:rFonts w:ascii="Wingdings" w:eastAsia="Wingdings" w:hAnsi="Wingdings" w:cs="Wingdings"/>
-        <w:b w:val="0"/>
-        <w:i w:val="0"/>
-        <w:strike w:val="0"/>
-        <w:dstrike w:val="0"/>
-        <w:color w:val="000000"/>
-        <w:sz w:val="22"/>
-        <w:szCs w:val="22"/>
-        <w:u w:val="none" w:color="000000"/>
-        <w:bdr w:val="none" w:sz="0" w:space="0" w:color="auto"/>
-        <w:shd w:val="clear" w:color="auto" w:fill="auto"/>
-        <w:vertAlign w:val="baseline"/>
-      </w:rPr>
-    </w:lvl>
-    <w:lvl w:ilvl="5" w:tplc="1B7A8452">
-      <w:start w:val="1"/>
-      <w:numFmt w:val="bullet"/>
-      <w:lvlText w:val="▪"/>
-      <w:lvlJc w:val="left"/>
-      <w:pPr>
-        <w:ind w:left="4248"/>
-      </w:pPr>
-      <w:rPr>
-        <w:rFonts w:ascii="Wingdings" w:eastAsia="Wingdings" w:hAnsi="Wingdings" w:cs="Wingdings"/>
-        <w:b w:val="0"/>
-        <w:i w:val="0"/>
-        <w:strike w:val="0"/>
-        <w:dstrike w:val="0"/>
-        <w:color w:val="000000"/>
-        <w:sz w:val="22"/>
-        <w:szCs w:val="22"/>
-        <w:u w:val="none" w:color="000000"/>
-        <w:bdr w:val="none" w:sz="0" w:space="0" w:color="auto"/>
-        <w:shd w:val="clear" w:color="auto" w:fill="auto"/>
-        <w:vertAlign w:val="baseline"/>
-      </w:rPr>
-    </w:lvl>
-    <w:lvl w:ilvl="6" w:tplc="9F78630A">
-      <w:start w:val="1"/>
-      <w:numFmt w:val="bullet"/>
-      <w:lvlText w:val="•"/>
-      <w:lvlJc w:val="left"/>
-      <w:pPr>
-        <w:ind w:left="4968"/>
-      </w:pPr>
-      <w:rPr>
-        <w:rFonts w:ascii="Wingdings" w:eastAsia="Wingdings" w:hAnsi="Wingdings" w:cs="Wingdings"/>
-        <w:b w:val="0"/>
-        <w:i w:val="0"/>
-        <w:strike w:val="0"/>
-        <w:dstrike w:val="0"/>
-        <w:color w:val="000000"/>
-        <w:sz w:val="22"/>
-        <w:szCs w:val="22"/>
-        <w:u w:val="none" w:color="000000"/>
-        <w:bdr w:val="none" w:sz="0" w:space="0" w:color="auto"/>
-        <w:shd w:val="clear" w:color="auto" w:fill="auto"/>
-        <w:vertAlign w:val="baseline"/>
-      </w:rPr>
-    </w:lvl>
-    <w:lvl w:ilvl="7" w:tplc="FBA6927C">
-      <w:start w:val="1"/>
-      <w:numFmt w:val="bullet"/>
-      <w:lvlText w:val="o"/>
-      <w:lvlJc w:val="left"/>
-      <w:pPr>
-        <w:ind w:left="5688"/>
-      </w:pPr>
-      <w:rPr>
-        <w:rFonts w:ascii="Wingdings" w:eastAsia="Wingdings" w:hAnsi="Wingdings" w:cs="Wingdings"/>
-        <w:b w:val="0"/>
-        <w:i w:val="0"/>
-        <w:strike w:val="0"/>
-        <w:dstrike w:val="0"/>
-        <w:color w:val="000000"/>
-        <w:sz w:val="22"/>
-        <w:szCs w:val="22"/>
-        <w:u w:val="none" w:color="000000"/>
-        <w:bdr w:val="none" w:sz="0" w:space="0" w:color="auto"/>
-        <w:shd w:val="clear" w:color="auto" w:fill="auto"/>
-        <w:vertAlign w:val="baseline"/>
-      </w:rPr>
-    </w:lvl>
-    <w:lvl w:ilvl="8" w:tplc="1660B1E0">
+    <w:lvl w:ilvl="8" w:tplc="B8ECC0A0">
       <w:start w:val="1"/>
       <w:numFmt w:val="bullet"/>
       <w:lvlText w:val="▪"/>
@@ -10906,222 +10909,10 @@
     </w:lvl>
   </w:abstractNum>
   <w:abstractNum w:abstractNumId="2" w15:restartNumberingAfterBreak="0">
-    <w:nsid w:val="4C59362B"/>
+    <w:nsid w:val="598D4A1F"/>
     <w:multiLevelType w:val="hybridMultilevel"/>
-    <w:tmpl w:val="80C2F9FC"/>
-    <w:lvl w:ilvl="0" w:tplc="D9B2FBAE">
-      <w:start w:val="2"/>
-      <w:numFmt w:val="lowerLetter"/>
-      <w:lvlText w:val="(%1)"/>
-      <w:lvlJc w:val="left"/>
-      <w:pPr>
-        <w:ind w:left="108"/>
-      </w:pPr>
-      <w:rPr>
-        <w:rFonts w:ascii="Times New Roman" w:eastAsia="Times New Roman" w:hAnsi="Times New Roman" w:cs="Times New Roman"/>
-        <w:b w:val="0"/>
-        <w:i w:val="0"/>
-        <w:strike/>
-        <w:dstrike w:val="0"/>
-        <w:color w:val="000000"/>
-        <w:sz w:val="22"/>
-        <w:szCs w:val="22"/>
-        <w:u w:val="none" w:color="000000"/>
-        <w:bdr w:val="none" w:sz="0" w:space="0" w:color="auto"/>
-        <w:shd w:val="clear" w:color="auto" w:fill="auto"/>
-        <w:vertAlign w:val="baseline"/>
-      </w:rPr>
-    </w:lvl>
-    <w:lvl w:ilvl="1" w:tplc="EB3035E6">
-      <w:start w:val="1"/>
-      <w:numFmt w:val="lowerLetter"/>
-      <w:lvlText w:val="%2"/>
-      <w:lvlJc w:val="left"/>
-      <w:pPr>
-        <w:ind w:left="1202"/>
-      </w:pPr>
-      <w:rPr>
-        <w:rFonts w:ascii="Times New Roman" w:eastAsia="Times New Roman" w:hAnsi="Times New Roman" w:cs="Times New Roman"/>
-        <w:b w:val="0"/>
-        <w:i w:val="0"/>
-        <w:strike/>
-        <w:dstrike w:val="0"/>
-        <w:color w:val="000000"/>
-        <w:sz w:val="22"/>
-        <w:szCs w:val="22"/>
-        <w:u w:val="none" w:color="000000"/>
-        <w:bdr w:val="none" w:sz="0" w:space="0" w:color="auto"/>
-        <w:shd w:val="clear" w:color="auto" w:fill="auto"/>
-        <w:vertAlign w:val="baseline"/>
-      </w:rPr>
-    </w:lvl>
-    <w:lvl w:ilvl="2" w:tplc="40F69A62">
-      <w:start w:val="1"/>
-      <w:numFmt w:val="lowerRoman"/>
-      <w:lvlText w:val="%3"/>
-      <w:lvlJc w:val="left"/>
-      <w:pPr>
-        <w:ind w:left="1922"/>
-      </w:pPr>
-      <w:rPr>
-        <w:rFonts w:ascii="Times New Roman" w:eastAsia="Times New Roman" w:hAnsi="Times New Roman" w:cs="Times New Roman"/>
-        <w:b w:val="0"/>
-        <w:i w:val="0"/>
-        <w:strike/>
-        <w:dstrike w:val="0"/>
-        <w:color w:val="000000"/>
-        <w:sz w:val="22"/>
-        <w:szCs w:val="22"/>
-        <w:u w:val="none" w:color="000000"/>
-        <w:bdr w:val="none" w:sz="0" w:space="0" w:color="auto"/>
-        <w:shd w:val="clear" w:color="auto" w:fill="auto"/>
-        <w:vertAlign w:val="baseline"/>
-      </w:rPr>
-    </w:lvl>
-    <w:lvl w:ilvl="3" w:tplc="0A1AD04E">
-      <w:start w:val="1"/>
-      <w:numFmt w:val="decimal"/>
-      <w:lvlText w:val="%4"/>
-      <w:lvlJc w:val="left"/>
-      <w:pPr>
-        <w:ind w:left="2642"/>
-      </w:pPr>
-      <w:rPr>
-        <w:rFonts w:ascii="Times New Roman" w:eastAsia="Times New Roman" w:hAnsi="Times New Roman" w:cs="Times New Roman"/>
-        <w:b w:val="0"/>
-        <w:i w:val="0"/>
-        <w:strike/>
-        <w:dstrike w:val="0"/>
-        <w:color w:val="000000"/>
-        <w:sz w:val="22"/>
-        <w:szCs w:val="22"/>
-        <w:u w:val="none" w:color="000000"/>
-        <w:bdr w:val="none" w:sz="0" w:space="0" w:color="auto"/>
-        <w:shd w:val="clear" w:color="auto" w:fill="auto"/>
-        <w:vertAlign w:val="baseline"/>
-      </w:rPr>
-    </w:lvl>
-    <w:lvl w:ilvl="4" w:tplc="ECF62C0C">
-      <w:start w:val="1"/>
-      <w:numFmt w:val="lowerLetter"/>
-      <w:lvlText w:val="%5"/>
-      <w:lvlJc w:val="left"/>
-      <w:pPr>
-        <w:ind w:left="3362"/>
-      </w:pPr>
-      <w:rPr>
-        <w:rFonts w:ascii="Times New Roman" w:eastAsia="Times New Roman" w:hAnsi="Times New Roman" w:cs="Times New Roman"/>
-        <w:b w:val="0"/>
-        <w:i w:val="0"/>
-        <w:strike/>
-        <w:dstrike w:val="0"/>
-        <w:color w:val="000000"/>
-        <w:sz w:val="22"/>
-        <w:szCs w:val="22"/>
-        <w:u w:val="none" w:color="000000"/>
-        <w:bdr w:val="none" w:sz="0" w:space="0" w:color="auto"/>
-        <w:shd w:val="clear" w:color="auto" w:fill="auto"/>
-        <w:vertAlign w:val="baseline"/>
-      </w:rPr>
-    </w:lvl>
-    <w:lvl w:ilvl="5" w:tplc="47BECA52">
-      <w:start w:val="1"/>
-      <w:numFmt w:val="lowerRoman"/>
-      <w:lvlText w:val="%6"/>
-      <w:lvlJc w:val="left"/>
-      <w:pPr>
-        <w:ind w:left="4082"/>
-      </w:pPr>
-      <w:rPr>
-        <w:rFonts w:ascii="Times New Roman" w:eastAsia="Times New Roman" w:hAnsi="Times New Roman" w:cs="Times New Roman"/>
-        <w:b w:val="0"/>
-        <w:i w:val="0"/>
-        <w:strike/>
-        <w:dstrike w:val="0"/>
-        <w:color w:val="000000"/>
-        <w:sz w:val="22"/>
-        <w:szCs w:val="22"/>
-        <w:u w:val="none" w:color="000000"/>
-        <w:bdr w:val="none" w:sz="0" w:space="0" w:color="auto"/>
-        <w:shd w:val="clear" w:color="auto" w:fill="auto"/>
-        <w:vertAlign w:val="baseline"/>
-      </w:rPr>
-    </w:lvl>
-    <w:lvl w:ilvl="6" w:tplc="2C840AB8">
-      <w:start w:val="1"/>
-      <w:numFmt w:val="decimal"/>
-      <w:lvlText w:val="%7"/>
-      <w:lvlJc w:val="left"/>
-      <w:pPr>
-        <w:ind w:left="4802"/>
-      </w:pPr>
-      <w:rPr>
-        <w:rFonts w:ascii="Times New Roman" w:eastAsia="Times New Roman" w:hAnsi="Times New Roman" w:cs="Times New Roman"/>
-        <w:b w:val="0"/>
-        <w:i w:val="0"/>
-        <w:strike/>
-        <w:dstrike w:val="0"/>
-        <w:color w:val="000000"/>
-        <w:sz w:val="22"/>
-        <w:szCs w:val="22"/>
-        <w:u w:val="none" w:color="000000"/>
-        <w:bdr w:val="none" w:sz="0" w:space="0" w:color="auto"/>
-        <w:shd w:val="clear" w:color="auto" w:fill="auto"/>
-        <w:vertAlign w:val="baseline"/>
-      </w:rPr>
-    </w:lvl>
-    <w:lvl w:ilvl="7" w:tplc="807A47B8">
-      <w:start w:val="1"/>
-      <w:numFmt w:val="lowerLetter"/>
-      <w:lvlText w:val="%8"/>
-      <w:lvlJc w:val="left"/>
-      <w:pPr>
-        <w:ind w:left="5522"/>
-      </w:pPr>
-      <w:rPr>
-        <w:rFonts w:ascii="Times New Roman" w:eastAsia="Times New Roman" w:hAnsi="Times New Roman" w:cs="Times New Roman"/>
-        <w:b w:val="0"/>
-        <w:i w:val="0"/>
-        <w:strike/>
-        <w:dstrike w:val="0"/>
-        <w:color w:val="000000"/>
-        <w:sz w:val="22"/>
-        <w:szCs w:val="22"/>
-        <w:u w:val="none" w:color="000000"/>
-        <w:bdr w:val="none" w:sz="0" w:space="0" w:color="auto"/>
-        <w:shd w:val="clear" w:color="auto" w:fill="auto"/>
-        <w:vertAlign w:val="baseline"/>
-      </w:rPr>
-    </w:lvl>
-    <w:lvl w:ilvl="8" w:tplc="C39257E2">
-      <w:start w:val="1"/>
-      <w:numFmt w:val="lowerRoman"/>
-      <w:lvlText w:val="%9"/>
-      <w:lvlJc w:val="left"/>
-      <w:pPr>
-        <w:ind w:left="6242"/>
-      </w:pPr>
-      <w:rPr>
-        <w:rFonts w:ascii="Times New Roman" w:eastAsia="Times New Roman" w:hAnsi="Times New Roman" w:cs="Times New Roman"/>
-        <w:b w:val="0"/>
-        <w:i w:val="0"/>
-        <w:strike/>
-        <w:dstrike w:val="0"/>
-        <w:color w:val="000000"/>
-        <w:sz w:val="22"/>
-        <w:szCs w:val="22"/>
-        <w:u w:val="none" w:color="000000"/>
-        <w:bdr w:val="none" w:sz="0" w:space="0" w:color="auto"/>
-        <w:shd w:val="clear" w:color="auto" w:fill="auto"/>
-        <w:vertAlign w:val="baseline"/>
-      </w:rPr>
-    </w:lvl>
-  </w:abstractNum>
-  <w:abstractNum w:abstractNumId="3" w15:restartNumberingAfterBreak="0">
-    <w:nsid w:val="518362A6"/>
-    <w:multiLevelType w:val="hybridMultilevel"/>
-    <w:tmpl w:val="A764178A"/>
-    <w:lvl w:ilvl="0" w:tplc="5DA4D3EE">
+    <w:tmpl w:val="9C9E0A22"/>
+    <w:lvl w:ilvl="0" w:tplc="146CF486">
       <w:start w:val="6"/>
       <w:numFmt w:val="lowerLetter"/>
       <w:lvlText w:val="(%1)"/>
@@ -11144,7 +10935,7 @@
         <w:vertAlign w:val="baseline"/>
       </w:rPr>
     </w:lvl>
-    <w:lvl w:ilvl="1" w:tplc="001A1C92">
+    <w:lvl w:ilvl="1" w:tplc="705A9060">
       <w:start w:val="1"/>
       <w:numFmt w:val="lowerLetter"/>
       <w:lvlText w:val="%2"/>
@@ -11167,7 +10958,7 @@
         <w:vertAlign w:val="baseline"/>
       </w:rPr>
     </w:lvl>
-    <w:lvl w:ilvl="2" w:tplc="8CA2B73E">
+    <w:lvl w:ilvl="2" w:tplc="32462ACE">
       <w:start w:val="1"/>
       <w:numFmt w:val="lowerRoman"/>
       <w:lvlText w:val="%3"/>
@@ -11190,7 +10981,7 @@
         <w:vertAlign w:val="baseline"/>
       </w:rPr>
     </w:lvl>
-    <w:lvl w:ilvl="3" w:tplc="76EA69D0">
+    <w:lvl w:ilvl="3" w:tplc="8D84759A">
       <w:start w:val="1"/>
       <w:numFmt w:val="decimal"/>
       <w:lvlText w:val="%4"/>
@@ -11213,7 +11004,7 @@
         <w:vertAlign w:val="baseline"/>
       </w:rPr>
     </w:lvl>
-    <w:lvl w:ilvl="4" w:tplc="C0FAEB5C">
+    <w:lvl w:ilvl="4" w:tplc="2D0CAF0E">
       <w:start w:val="1"/>
       <w:numFmt w:val="lowerLetter"/>
       <w:lvlText w:val="%5"/>
@@ -11236,7 +11027,7 @@
         <w:vertAlign w:val="baseline"/>
       </w:rPr>
     </w:lvl>
-    <w:lvl w:ilvl="5" w:tplc="C35C3D08">
+    <w:lvl w:ilvl="5" w:tplc="531E0F98">
       <w:start w:val="1"/>
       <w:numFmt w:val="lowerRoman"/>
       <w:lvlText w:val="%6"/>
@@ -11259,7 +11050,7 @@
         <w:vertAlign w:val="baseline"/>
       </w:rPr>
     </w:lvl>
-    <w:lvl w:ilvl="6" w:tplc="DF8ED3D4">
+    <w:lvl w:ilvl="6" w:tplc="9BA8E522">
       <w:start w:val="1"/>
       <w:numFmt w:val="decimal"/>
       <w:lvlText w:val="%7"/>
@@ -11282,7 +11073,7 @@
         <w:vertAlign w:val="baseline"/>
       </w:rPr>
     </w:lvl>
-    <w:lvl w:ilvl="7" w:tplc="F96AF5B8">
+    <w:lvl w:ilvl="7" w:tplc="F21A5136">
       <w:start w:val="1"/>
       <w:numFmt w:val="lowerLetter"/>
       <w:lvlText w:val="%8"/>
@@ -11305,7 +11096,7 @@
         <w:vertAlign w:val="baseline"/>
       </w:rPr>
     </w:lvl>
-    <w:lvl w:ilvl="8" w:tplc="29C6FE26">
+    <w:lvl w:ilvl="8" w:tplc="F86C13BA">
       <w:start w:val="1"/>
       <w:numFmt w:val="lowerRoman"/>
       <w:lvlText w:val="%9"/>
@@ -11329,11 +11120,11 @@
       </w:rPr>
     </w:lvl>
   </w:abstractNum>
-  <w:abstractNum w:abstractNumId="4" w15:restartNumberingAfterBreak="0">
-    <w:nsid w:val="78645BF1"/>
+  <w:abstractNum w:abstractNumId="3" w15:restartNumberingAfterBreak="0">
+    <w:nsid w:val="65507E09"/>
     <w:multiLevelType w:val="hybridMultilevel"/>
-    <w:tmpl w:val="7972794A"/>
-    <w:lvl w:ilvl="0" w:tplc="868E9FB4">
+    <w:tmpl w:val="CE48527E"/>
+    <w:lvl w:ilvl="0" w:tplc="116A506A">
       <w:start w:val="1"/>
       <w:numFmt w:val="lowerLetter"/>
       <w:lvlText w:val="(%1)"/>
@@ -11356,7 +11147,7 @@
         <w:vertAlign w:val="baseline"/>
       </w:rPr>
     </w:lvl>
-    <w:lvl w:ilvl="1" w:tplc="312CF504">
+    <w:lvl w:ilvl="1" w:tplc="83C45D12">
       <w:start w:val="1"/>
       <w:numFmt w:val="lowerLetter"/>
       <w:lvlText w:val="%2"/>
@@ -11379,7 +11170,7 @@
         <w:vertAlign w:val="baseline"/>
       </w:rPr>
     </w:lvl>
-    <w:lvl w:ilvl="2" w:tplc="47CCCC9E">
+    <w:lvl w:ilvl="2" w:tplc="F30817E2">
       <w:start w:val="1"/>
       <w:numFmt w:val="lowerRoman"/>
       <w:lvlText w:val="%3"/>
@@ -11402,7 +11193,7 @@
         <w:vertAlign w:val="baseline"/>
       </w:rPr>
     </w:lvl>
-    <w:lvl w:ilvl="3" w:tplc="3F2AB638">
+    <w:lvl w:ilvl="3" w:tplc="A48AD4A8">
       <w:start w:val="1"/>
       <w:numFmt w:val="decimal"/>
       <w:lvlText w:val="%4"/>
@@ -11425,7 +11216,7 @@
         <w:vertAlign w:val="baseline"/>
       </w:rPr>
     </w:lvl>
-    <w:lvl w:ilvl="4" w:tplc="F2C89152">
+    <w:lvl w:ilvl="4" w:tplc="E6C23D8C">
       <w:start w:val="1"/>
       <w:numFmt w:val="lowerLetter"/>
       <w:lvlText w:val="%5"/>
@@ -11448,7 +11239,7 @@
         <w:vertAlign w:val="baseline"/>
       </w:rPr>
     </w:lvl>
-    <w:lvl w:ilvl="5" w:tplc="67DCD0C8">
+    <w:lvl w:ilvl="5" w:tplc="8EAA7A54">
       <w:start w:val="1"/>
       <w:numFmt w:val="lowerRoman"/>
       <w:lvlText w:val="%6"/>
@@ -11471,7 +11262,7 @@
         <w:vertAlign w:val="baseline"/>
       </w:rPr>
     </w:lvl>
-    <w:lvl w:ilvl="6" w:tplc="0EFE8310">
+    <w:lvl w:ilvl="6" w:tplc="6136D3FE">
       <w:start w:val="1"/>
       <w:numFmt w:val="decimal"/>
       <w:lvlText w:val="%7"/>
@@ -11494,7 +11285,7 @@
         <w:vertAlign w:val="baseline"/>
       </w:rPr>
     </w:lvl>
-    <w:lvl w:ilvl="7" w:tplc="81365892">
+    <w:lvl w:ilvl="7" w:tplc="5370526C">
       <w:start w:val="1"/>
       <w:numFmt w:val="lowerLetter"/>
       <w:lvlText w:val="%8"/>
@@ -11517,7 +11308,7 @@
         <w:vertAlign w:val="baseline"/>
       </w:rPr>
     </w:lvl>
-    <w:lvl w:ilvl="8" w:tplc="417CC72E">
+    <w:lvl w:ilvl="8" w:tplc="657E0E8E">
       <w:start w:val="1"/>
       <w:numFmt w:val="lowerRoman"/>
       <w:lvlText w:val="%9"/>
@@ -11541,20 +11332,232 @@
       </w:rPr>
     </w:lvl>
   </w:abstractNum>
-  <w:num w:numId="1" w16cid:durableId="1889804572">
+  <w:abstractNum w:abstractNumId="4" w15:restartNumberingAfterBreak="0">
+    <w:nsid w:val="7CFF27DC"/>
+    <w:multiLevelType w:val="hybridMultilevel"/>
+    <w:tmpl w:val="B860C1E0"/>
+    <w:lvl w:ilvl="0" w:tplc="685C1B1C">
+      <w:start w:val="1"/>
+      <w:numFmt w:val="bullet"/>
+      <w:lvlText w:val=""/>
+      <w:lvlJc w:val="left"/>
+      <w:pPr>
+        <w:ind w:left="648"/>
+      </w:pPr>
+      <w:rPr>
+        <w:rFonts w:ascii="Wingdings" w:eastAsia="Wingdings" w:hAnsi="Wingdings" w:cs="Wingdings"/>
+        <w:b w:val="0"/>
+        <w:i w:val="0"/>
+        <w:strike w:val="0"/>
+        <w:dstrike w:val="0"/>
+        <w:color w:val="000000"/>
+        <w:sz w:val="22"/>
+        <w:szCs w:val="22"/>
+        <w:u w:val="none" w:color="000000"/>
+        <w:bdr w:val="none" w:sz="0" w:space="0" w:color="auto"/>
+        <w:shd w:val="clear" w:color="auto" w:fill="auto"/>
+        <w:vertAlign w:val="baseline"/>
+      </w:rPr>
+    </w:lvl>
+    <w:lvl w:ilvl="1" w:tplc="5A38AE78">
+      <w:start w:val="1"/>
+      <w:numFmt w:val="bullet"/>
+      <w:lvlText w:val="o"/>
+      <w:lvlJc w:val="left"/>
+      <w:pPr>
+        <w:ind w:left="1368"/>
+      </w:pPr>
+      <w:rPr>
+        <w:rFonts w:ascii="Wingdings" w:eastAsia="Wingdings" w:hAnsi="Wingdings" w:cs="Wingdings"/>
+        <w:b w:val="0"/>
+        <w:i w:val="0"/>
+        <w:strike w:val="0"/>
+        <w:dstrike w:val="0"/>
+        <w:color w:val="000000"/>
+        <w:sz w:val="22"/>
+        <w:szCs w:val="22"/>
+        <w:u w:val="none" w:color="000000"/>
+        <w:bdr w:val="none" w:sz="0" w:space="0" w:color="auto"/>
+        <w:shd w:val="clear" w:color="auto" w:fill="auto"/>
+        <w:vertAlign w:val="baseline"/>
+      </w:rPr>
+    </w:lvl>
+    <w:lvl w:ilvl="2" w:tplc="B6C2D1AC">
+      <w:start w:val="1"/>
+      <w:numFmt w:val="bullet"/>
+      <w:lvlText w:val="▪"/>
+      <w:lvlJc w:val="left"/>
+      <w:pPr>
+        <w:ind w:left="2088"/>
+      </w:pPr>
+      <w:rPr>
+        <w:rFonts w:ascii="Wingdings" w:eastAsia="Wingdings" w:hAnsi="Wingdings" w:cs="Wingdings"/>
+        <w:b w:val="0"/>
+        <w:i w:val="0"/>
+        <w:strike w:val="0"/>
+        <w:dstrike w:val="0"/>
+        <w:color w:val="000000"/>
+        <w:sz w:val="22"/>
+        <w:szCs w:val="22"/>
+        <w:u w:val="none" w:color="000000"/>
+        <w:bdr w:val="none" w:sz="0" w:space="0" w:color="auto"/>
+        <w:shd w:val="clear" w:color="auto" w:fill="auto"/>
+        <w:vertAlign w:val="baseline"/>
+      </w:rPr>
+    </w:lvl>
+    <w:lvl w:ilvl="3" w:tplc="2D2E9BF8">
+      <w:start w:val="1"/>
+      <w:numFmt w:val="bullet"/>
+      <w:lvlText w:val="•"/>
+      <w:lvlJc w:val="left"/>
+      <w:pPr>
+        <w:ind w:left="2808"/>
+      </w:pPr>
+      <w:rPr>
+        <w:rFonts w:ascii="Wingdings" w:eastAsia="Wingdings" w:hAnsi="Wingdings" w:cs="Wingdings"/>
+        <w:b w:val="0"/>
+        <w:i w:val="0"/>
+        <w:strike w:val="0"/>
+        <w:dstrike w:val="0"/>
+        <w:color w:val="000000"/>
+        <w:sz w:val="22"/>
+        <w:szCs w:val="22"/>
+        <w:u w:val="none" w:color="000000"/>
+        <w:bdr w:val="none" w:sz="0" w:space="0" w:color="auto"/>
+        <w:shd w:val="clear" w:color="auto" w:fill="auto"/>
+        <w:vertAlign w:val="baseline"/>
+      </w:rPr>
+    </w:lvl>
+    <w:lvl w:ilvl="4" w:tplc="F41451FC">
+      <w:start w:val="1"/>
+      <w:numFmt w:val="bullet"/>
+      <w:lvlText w:val="o"/>
+      <w:lvlJc w:val="left"/>
+      <w:pPr>
+        <w:ind w:left="3528"/>
+      </w:pPr>
+      <w:rPr>
+        <w:rFonts w:ascii="Wingdings" w:eastAsia="Wingdings" w:hAnsi="Wingdings" w:cs="Wingdings"/>
+        <w:b w:val="0"/>
+        <w:i w:val="0"/>
+        <w:strike w:val="0"/>
+        <w:dstrike w:val="0"/>
+        <w:color w:val="000000"/>
+        <w:sz w:val="22"/>
+        <w:szCs w:val="22"/>
+        <w:u w:val="none" w:color="000000"/>
+        <w:bdr w:val="none" w:sz="0" w:space="0" w:color="auto"/>
+        <w:shd w:val="clear" w:color="auto" w:fill="auto"/>
+        <w:vertAlign w:val="baseline"/>
+      </w:rPr>
+    </w:lvl>
+    <w:lvl w:ilvl="5" w:tplc="B71AE60A">
+      <w:start w:val="1"/>
+      <w:numFmt w:val="bullet"/>
+      <w:lvlText w:val="▪"/>
+      <w:lvlJc w:val="left"/>
+      <w:pPr>
+        <w:ind w:left="4248"/>
+      </w:pPr>
+      <w:rPr>
+        <w:rFonts w:ascii="Wingdings" w:eastAsia="Wingdings" w:hAnsi="Wingdings" w:cs="Wingdings"/>
+        <w:b w:val="0"/>
+        <w:i w:val="0"/>
+        <w:strike w:val="0"/>
+        <w:dstrike w:val="0"/>
+        <w:color w:val="000000"/>
+        <w:sz w:val="22"/>
+        <w:szCs w:val="22"/>
+        <w:u w:val="none" w:color="000000"/>
+        <w:bdr w:val="none" w:sz="0" w:space="0" w:color="auto"/>
+        <w:shd w:val="clear" w:color="auto" w:fill="auto"/>
+        <w:vertAlign w:val="baseline"/>
+      </w:rPr>
+    </w:lvl>
+    <w:lvl w:ilvl="6" w:tplc="B8B4828E">
+      <w:start w:val="1"/>
+      <w:numFmt w:val="bullet"/>
+      <w:lvlText w:val="•"/>
+      <w:lvlJc w:val="left"/>
+      <w:pPr>
+        <w:ind w:left="4968"/>
+      </w:pPr>
+      <w:rPr>
+        <w:rFonts w:ascii="Wingdings" w:eastAsia="Wingdings" w:hAnsi="Wingdings" w:cs="Wingdings"/>
+        <w:b w:val="0"/>
+        <w:i w:val="0"/>
+        <w:strike w:val="0"/>
+        <w:dstrike w:val="0"/>
+        <w:color w:val="000000"/>
+        <w:sz w:val="22"/>
+        <w:szCs w:val="22"/>
+        <w:u w:val="none" w:color="000000"/>
+        <w:bdr w:val="none" w:sz="0" w:space="0" w:color="auto"/>
+        <w:shd w:val="clear" w:color="auto" w:fill="auto"/>
+        <w:vertAlign w:val="baseline"/>
+      </w:rPr>
+    </w:lvl>
+    <w:lvl w:ilvl="7" w:tplc="03DC59D2">
+      <w:start w:val="1"/>
+      <w:numFmt w:val="bullet"/>
+      <w:lvlText w:val="o"/>
+      <w:lvlJc w:val="left"/>
+      <w:pPr>
+        <w:ind w:left="5688"/>
+      </w:pPr>
+      <w:rPr>
+        <w:rFonts w:ascii="Wingdings" w:eastAsia="Wingdings" w:hAnsi="Wingdings" w:cs="Wingdings"/>
+        <w:b w:val="0"/>
+        <w:i w:val="0"/>
+        <w:strike w:val="0"/>
+        <w:dstrike w:val="0"/>
+        <w:color w:val="000000"/>
+        <w:sz w:val="22"/>
+        <w:szCs w:val="22"/>
+        <w:u w:val="none" w:color="000000"/>
+        <w:bdr w:val="none" w:sz="0" w:space="0" w:color="auto"/>
+        <w:shd w:val="clear" w:color="auto" w:fill="auto"/>
+        <w:vertAlign w:val="baseline"/>
+      </w:rPr>
+    </w:lvl>
+    <w:lvl w:ilvl="8" w:tplc="2EC83454">
+      <w:start w:val="1"/>
+      <w:numFmt w:val="bullet"/>
+      <w:lvlText w:val="▪"/>
+      <w:lvlJc w:val="left"/>
+      <w:pPr>
+        <w:ind w:left="6408"/>
+      </w:pPr>
+      <w:rPr>
+        <w:rFonts w:ascii="Wingdings" w:eastAsia="Wingdings" w:hAnsi="Wingdings" w:cs="Wingdings"/>
+        <w:b w:val="0"/>
+        <w:i w:val="0"/>
+        <w:strike w:val="0"/>
+        <w:dstrike w:val="0"/>
+        <w:color w:val="000000"/>
+        <w:sz w:val="22"/>
+        <w:szCs w:val="22"/>
+        <w:u w:val="none" w:color="000000"/>
+        <w:bdr w:val="none" w:sz="0" w:space="0" w:color="auto"/>
+        <w:shd w:val="clear" w:color="auto" w:fill="auto"/>
+        <w:vertAlign w:val="baseline"/>
+      </w:rPr>
+    </w:lvl>
+  </w:abstractNum>
+  <w:num w:numId="1" w16cid:durableId="1590456625">
+    <w:abstractNumId w:val="3"/>
+  </w:num>
+  <w:num w:numId="2" w16cid:durableId="530650995">
+    <w:abstractNumId w:val="1"/>
+  </w:num>
+  <w:num w:numId="3" w16cid:durableId="1558249714">
     <w:abstractNumId w:val="4"/>
   </w:num>
-  <w:num w:numId="2" w16cid:durableId="1129279646">
+  <w:num w:numId="4" w16cid:durableId="61371627">
     <w:abstractNumId w:val="0"/>
   </w:num>
-  <w:num w:numId="3" w16cid:durableId="1206409085">
-    <w:abstractNumId w:val="1"/>
-  </w:num>
-  <w:num w:numId="4" w16cid:durableId="2096781835">
+  <w:num w:numId="5" w16cid:durableId="1253509095">
     <w:abstractNumId w:val="2"/>
-  </w:num>
-  <w:num w:numId="5" w16cid:durableId="333652419">
-    <w:abstractNumId w:val="3"/>
   </w:num>
 </w:numbering>
 </file>
